--- a/МатМодиИИ/РПД/Б1.О.04.22_Педагогика и психология.docx
+++ b/МатМодиИИ/РПД/Б1.О.04.22_Педагогика и психология.docx
@@ -1940,6 +1940,21 @@
             <w:tcW w:w="0" w:type="auto"/>
             <w:shd w:val="clear" w:color="auto" w:fill="auto"/>
           </w:tcPr>
+          <w:p>
+            <w:pPr>
+              <w:jc w:val="both"/>
+              <w:rPr>
+                <w:szCs w:val="22"/>
+              </w:rPr>
+            </w:pPr>
+            <w:r>
+              <w:rPr>
+                <w:rFonts w:ascii="Times New Roman" w:hAnsi="Times New Roman"/>
+                <w:sz w:val="22"/>
+              </w:rPr>
+              <w:t>ОПК-4.1. Обладает знаниями в области математики и методики ее преподавания, необходимыми для осуществления педагогической деятельности.</w:t>
+            </w:r>
+          </w:p>
           <w:p>
             <w:pPr>
               <w:jc w:val="both"/>
